--- a/testakten/rentenrecht-versorgungswerk-befreiung-angestellt-freiburg/12_drv_anhoerung_2026-01-12.docx
+++ b/testakten/rentenrecht-versorgungswerk-befreiung-angestellt-freiburg/12_drv_anhoerung_2026-01-12.docx
@@ -186,14 +186,6 @@
       </w:pPr>
       <w:r>
         <w:t>Im Auftrag — Bettina Holzapfel, Fachbereich Befreiungen</w:t>
-      </w:r>
-    </w:p>
-    <w:p>
-      <w:pPr>
-        <w:jc w:val="left"/>
-      </w:pPr>
-      <w:r>
-        <w:t>Formathinweis: Dieses Aktenstück wird in Times New Roman, 11 pt, mit ausschließlich dezimaler Gliederung ausgegeben.</w:t>
       </w:r>
     </w:p>
     <w:sectPr>
